--- a/experiment-8-personal-rag/Student Knowledge Base/statement_of_purpose.docx
+++ b/experiment-8-personal-rag/Student Knowledge Base/statement_of_purpose.docx
@@ -20,17 +20,22 @@
     </w:p>
     <w:p>
       <w:r>
-        <w:t>My name is Anson Dias and I am an AI/ML engineer. My research interests are large language model inference and serving performance, efficient natural language processing, transformer architectures, and retrieval-augmented generation (RAG) / semantic search.</w:t>
+        <w:t>My name is Anson Dias and I am a 4th-year B.Tech student in Computer Science (AI &amp; Machine Learning) at Atlas SkillTech University, Mumbai.</w:t>
       </w:r>
     </w:p>
     <w:p>
       <w:r>
-        <w:t>I enjoy building systems from first principles. I implemented a GPT-style language model and a custom BPE tokenizer from scratch in Python, fine-tuned GPT-2 for sentiment analysis, and load-tested an LLM served with vLLM to understand throughput and batching.</w:t>
+        <w:t>My interests lie in machine learning pipelines, natural language processing, blockchain development, and operational / business analytics. I enjoy applying AI and data to real-world problems — I run operations, analytics and accounting workflows across three family-run manufacturing and engineering businesses, and I build the tooling that supports them.</w:t>
       </w:r>
     </w:p>
     <w:p>
       <w:r>
-        <w:t>Going forward, I want to work on making language models cheaper and faster to run, and on grounding them in trustworthy private knowledge through retrieval. I can be reached at ansondias18@gmail.com or via GitHub (github.com/ansondias) and LinkedIn.</w:t>
+        <w:t>I have engineered prompts for a Fashion AI virtual try-on pipeline, automated multi-business accounting with Python, built a blockchain DApp, and deployed a client-facing website. Going forward I want to deepen my work in machine learning and retrieval-based systems that ground AI in trustworthy, domain-specific data.</w:t>
+      </w:r>
+    </w:p>
+    <w:p>
+      <w:r>
+        <w:t>I can be reached at ansondias18@gmail.com or +91 90829 24744, and via GitHub (github.com/ansondias) and LinkedIn.</w:t>
       </w:r>
     </w:p>
     <w:sectPr>
